--- a/reports/2026-10-08/YouTube_AI趨勢研究雷達_2026-10-08_完整報告.docx
+++ b/reports/2026-10-08/YouTube_AI趨勢研究雷達_2026-10-08_完整報告.docx
@@ -12,7 +12,7 @@
     </w:p>
     <w:p>
       <w:r>
-        <w:t>自動產出時間：2026-10-08T01:35:03.959703+00:00 | 資料來源：YouTube Research MCP | 近72h去重樣本：40</w:t>
+        <w:t>自動產出時間：2026-10-08T02:40:18.877507+00:00 | 資料來源：YouTube Research MCP | 近72h去重樣本：40</w:t>
       </w:r>
     </w:p>
     <w:p>
@@ -38,49 +38,49 @@
     </w:p>
     <w:p>
       <w:r>
-        <w:t>1. The NEW AI Side Hustle That's Making People RICH｜Wholesale Ted｜47,446 views｜2026-10-05T19:11:23Z</w:t>
+        <w:t>1. The NEW AI Side Hustle That's Making People RICH｜Wholesale Ted｜47,636 views｜2026-10-05T19:11:23Z</w:t>
         <w:br/>
         <w:t>https://www.youtube.com/watch?v=CXf_UsxGrfg</w:t>
       </w:r>
     </w:p>
     <w:p>
       <w:r>
-        <w:t>2. 【新刊】AIに9割任せる株式投資は本当に使える？ChatGPT・Claudeで実際に検証してみた｜聞いてわかる投資本チャンネル｜29,972 views｜2026-10-06T11:00:25Z</w:t>
+        <w:t>2. 【新刊】AIに9割任せる株式投資は本当に使える？ChatGPT・Claudeで実際に検証してみた｜聞いてわかる投資本チャンネル｜30,306 views｜2026-10-06T11:00:25Z</w:t>
         <w:br/>
         <w:t>https://www.youtube.com/watch?v=cxJsqDOkGTs</w:t>
       </w:r>
     </w:p>
     <w:p>
       <w:r>
-        <w:t>3. 【検証】AIでTikTok完全自動化｜3週間やって分かった「ガチむずい理由」｜ガチ検証 | シズマ｜24,965 views｜2026-10-05T11:00:39Z</w:t>
+        <w:t>3. 【検証】AIでTikTok完全自動化｜3週間やって分かった「ガチむずい理由」｜ガチ検証 | シズマ｜25,064 views｜2026-10-05T11:00:39Z</w:t>
         <w:br/>
         <w:t>https://www.youtube.com/watch?v=AgSSLBxNvW8</w:t>
       </w:r>
     </w:p>
     <w:p>
       <w:r>
-        <w:t>4. 【絶対やるな】AIで作った3Dモデルを副業販売するときの落とし穴！企業に負けない個人事業の戦略を徹底解説！ #3Dプリンター #a1mini #3D生成AI｜Age of 3DP / ウノケン【3Dプリンター】｜11,060 views｜2026-10-07T10:00:07Z</w:t>
+        <w:t>4. 【絶対やるな】AIで作った3Dモデルを副業販売するときの落とし穴！企業に負けない個人事業の戦略を徹底解説！ #3Dプリンター #a1mini #3D生成AI｜Age of 3DP / ウノケン【3Dプリンター】｜11,504 views｜2026-10-07T10:00:07Z</w:t>
         <w:br/>
         <w:t>https://www.youtube.com/watch?v=7l4Qfz14bfs</w:t>
       </w:r>
     </w:p>
     <w:p>
       <w:r>
-        <w:t>5. 5 Boring Claude AI Side Hustles That Pay Better Than a 9-5｜Sean Dollwet｜9,266 views｜2026-10-07T12:00:37Z</w:t>
+        <w:t>5. 5 Boring Claude AI Side Hustles That Pay Better Than a 9-5｜Sean Dollwet｜9,630 views｜2026-10-07T12:00:37Z</w:t>
         <w:br/>
         <w:t>https://www.youtube.com/watch?v=FZRqKUWtTvw</w:t>
       </w:r>
     </w:p>
     <w:p>
       <w:r>
-        <w:t>6. 鴻海下一張王牌是機器人？AI伺服器營收狂飆　德州廠導入自動化「機器人反過來造AI」｜關我什麼事｜94要賺錢｜94要賺錢｜8,170 views｜2026-10-07T07:00:11Z</w:t>
+        <w:t>6. 鴻海下一張王牌是機器人？AI伺服器營收狂飆　德州廠導入自動化「機器人反過來造AI」｜關我什麼事｜94要賺錢｜94要賺錢｜8,431 views｜2026-10-07T07:00:11Z</w:t>
         <w:br/>
         <w:t>https://www.youtube.com/watch?v=JtNupdfBZoA</w:t>
       </w:r>
     </w:p>
     <w:p>
       <w:r>
-        <w:t>7. AIで稼ぐ人は、結局どんな仕事をしている？年商30億社長が今すすめる副業を本音で解説｜みかみ【東大退学させられた男】｜8,078 views｜2026-10-05T13:41:07Z</w:t>
+        <w:t>7. AIで稼ぐ人は、結局どんな仕事をしている？年商30億社長が今すすめる副業を本音で解説｜みかみ【東大退学させられた男】｜8,050 views｜2026-10-05T13:41:07Z</w:t>
         <w:br/>
         <w:t>https://www.youtube.com/watch?v=fvWnEmN3F-Q</w:t>
       </w:r>
@@ -101,7 +101,7 @@
     </w:p>
     <w:p>
       <w:r>
-        <w:t>10. 不露臉、不拍片，7 天就開始賺錢｜最懶的 AI 賺錢法｜堆金積玉｜3,748 views｜2026-10-07T11:00:17Z</w:t>
+        <w:t>10. 不露臉、不拍片，7 天就開始賺錢｜最懶的 AI 賺錢法｜堆金積玉｜3,955 views｜2026-10-07T11:00:17Z</w:t>
         <w:br/>
         <w:t>https://www.youtube.com/watch?v=FI1zyFt1xpU</w:t>
       </w:r>
@@ -238,7 +238,7 @@
     </w:p>
     <w:p>
       <w:r>
-        <w:t>5 Boring Claude AI Side Hustles That Pay Better Than a 9-5｜實際取得留言 8 則</w:t>
+        <w:t>5 Boring Claude AI Side Hustles That Pay Better Than a 9-5｜實際取得留言 9 則</w:t>
       </w:r>
     </w:p>
     <w:p>

--- a/reports/2026-10-08/YouTube_AI趨勢研究雷達_2026-10-08_完整報告.docx
+++ b/reports/2026-10-08/YouTube_AI趨勢研究雷達_2026-10-08_完整報告.docx
@@ -12,7 +12,7 @@
     </w:p>
     <w:p>
       <w:r>
-        <w:t>自動產出時間：2026-10-08T02:40:18.877507+00:00 | 資料來源：YouTube Research MCP | 近72h去重樣本：40</w:t>
+        <w:t>自動產出時間：2026-10-08T03:37:27.347470+00:00 | 資料來源：YouTube Research MCP | 近72h去重樣本：40</w:t>
       </w:r>
     </w:p>
     <w:p>
@@ -38,49 +38,49 @@
     </w:p>
     <w:p>
       <w:r>
-        <w:t>1. The NEW AI Side Hustle That's Making People RICH｜Wholesale Ted｜47,636 views｜2026-10-05T19:11:23Z</w:t>
+        <w:t>1. The NEW AI Side Hustle That's Making People RICH｜Wholesale Ted｜47,840 views｜2026-10-05T19:11:23Z</w:t>
         <w:br/>
         <w:t>https://www.youtube.com/watch?v=CXf_UsxGrfg</w:t>
       </w:r>
     </w:p>
     <w:p>
       <w:r>
-        <w:t>2. 【新刊】AIに9割任せる株式投資は本当に使える？ChatGPT・Claudeで実際に検証してみた｜聞いてわかる投資本チャンネル｜30,306 views｜2026-10-06T11:00:25Z</w:t>
+        <w:t>2. 【新刊】AIに9割任せる株式投資は本当に使える？ChatGPT・Claudeで実際に検証してみた｜聞いてわかる投資本チャンネル｜30,579 views｜2026-10-06T11:00:25Z</w:t>
         <w:br/>
         <w:t>https://www.youtube.com/watch?v=cxJsqDOkGTs</w:t>
       </w:r>
     </w:p>
     <w:p>
       <w:r>
-        <w:t>3. 【検証】AIでTikTok完全自動化｜3週間やって分かった「ガチむずい理由」｜ガチ検証 | シズマ｜25,064 views｜2026-10-05T11:00:39Z</w:t>
+        <w:t>3. 【検証】AIでTikTok完全自動化｜3週間やって分かった「ガチむずい理由」｜ガチ検証 | シズマ｜25,167 views｜2026-10-05T11:00:39Z</w:t>
         <w:br/>
         <w:t>https://www.youtube.com/watch?v=AgSSLBxNvW8</w:t>
       </w:r>
     </w:p>
     <w:p>
       <w:r>
-        <w:t>4. 【絶対やるな】AIで作った3Dモデルを副業販売するときの落とし穴！企業に負けない個人事業の戦略を徹底解説！ #3Dプリンター #a1mini #3D生成AI｜Age of 3DP / ウノケン【3Dプリンター】｜11,504 views｜2026-10-07T10:00:07Z</w:t>
+        <w:t>4. 【絶対やるな】AIで作った3Dモデルを副業販売するときの落とし穴！企業に負けない個人事業の戦略を徹底解説！ #3Dプリンター #a1mini #3D生成AI｜Age of 3DP / ウノケン【3Dプリンター】｜11,917 views｜2026-10-07T10:00:07Z</w:t>
         <w:br/>
         <w:t>https://www.youtube.com/watch?v=7l4Qfz14bfs</w:t>
       </w:r>
     </w:p>
     <w:p>
       <w:r>
-        <w:t>5. 5 Boring Claude AI Side Hustles That Pay Better Than a 9-5｜Sean Dollwet｜9,630 views｜2026-10-07T12:00:37Z</w:t>
+        <w:t>5. 5 Boring Claude AI Side Hustles That Pay Better Than a 9-5｜Sean Dollwet｜10,021 views｜2026-10-07T12:00:37Z</w:t>
         <w:br/>
         <w:t>https://www.youtube.com/watch?v=FZRqKUWtTvw</w:t>
       </w:r>
     </w:p>
     <w:p>
       <w:r>
-        <w:t>6. 鴻海下一張王牌是機器人？AI伺服器營收狂飆　德州廠導入自動化「機器人反過來造AI」｜關我什麼事｜94要賺錢｜94要賺錢｜8,431 views｜2026-10-07T07:00:11Z</w:t>
+        <w:t>6. 鴻海下一張王牌是機器人？AI伺服器營收狂飆　德州廠導入自動化「機器人反過來造AI」｜關我什麼事｜94要賺錢｜94要賺錢｜8,676 views｜2026-10-07T07:00:11Z</w:t>
         <w:br/>
         <w:t>https://www.youtube.com/watch?v=JtNupdfBZoA</w:t>
       </w:r>
     </w:p>
     <w:p>
       <w:r>
-        <w:t>7. AIで稼ぐ人は、結局どんな仕事をしている？年商30億社長が今すすめる副業を本音で解説｜みかみ【東大退学させられた男】｜8,050 views｜2026-10-05T13:41:07Z</w:t>
+        <w:t>7. AIで稼ぐ人は、結局どんな仕事をしている？年商30億社長が今すすめる副業を本音で解説｜みかみ【東大退学させられた男】｜8,113 views｜2026-10-05T13:41:07Z</w:t>
         <w:br/>
         <w:t>https://www.youtube.com/watch?v=fvWnEmN3F-Q</w:t>
       </w:r>
@@ -101,7 +101,7 @@
     </w:p>
     <w:p>
       <w:r>
-        <w:t>10. 不露臉、不拍片，7 天就開始賺錢｜最懶的 AI 賺錢法｜堆金積玉｜3,955 views｜2026-10-07T11:00:17Z</w:t>
+        <w:t>10. 不露臉、不拍片，7 天就開始賺錢｜最懶的 AI 賺錢法｜堆金積玉｜4,113 views｜2026-10-07T11:00:17Z</w:t>
         <w:br/>
         <w:t>https://www.youtube.com/watch?v=FI1zyFt1xpU</w:t>
       </w:r>

--- a/reports/2026-10-08/YouTube_AI趨勢研究雷達_2026-10-08_完整報告.docx
+++ b/reports/2026-10-08/YouTube_AI趨勢研究雷達_2026-10-08_完整報告.docx
@@ -12,7 +12,7 @@
     </w:p>
     <w:p>
       <w:r>
-        <w:t>自動產出時間：2026-10-08T03:37:27.347470+00:00 | 資料來源：YouTube Research MCP | 近72h去重樣本：40</w:t>
+        <w:t>自動產出時間：2026-10-08T15:12:41.601700+00:00 | 資料來源：YouTube Research MCP | 近72h去重樣本：40</w:t>
       </w:r>
     </w:p>
     <w:p>
@@ -38,70 +38,70 @@
     </w:p>
     <w:p>
       <w:r>
-        <w:t>1. The NEW AI Side Hustle That's Making People RICH｜Wholesale Ted｜47,840 views｜2026-10-05T19:11:23Z</w:t>
+        <w:t>1. The NEW AI Side Hustle That's Making People RICH｜Wholesale Ted｜49,764 views｜2026-10-05T19:11:23Z</w:t>
         <w:br/>
         <w:t>https://www.youtube.com/watch?v=CXf_UsxGrfg</w:t>
       </w:r>
     </w:p>
     <w:p>
       <w:r>
-        <w:t>2. 【新刊】AIに9割任せる株式投資は本当に使える？ChatGPT・Claudeで実際に検証してみた｜聞いてわかる投資本チャンネル｜30,579 views｜2026-10-06T11:00:25Z</w:t>
+        <w:t>2. 【新刊】「AIに9割任せる株式投資」を検証！ChatGPT・Claudeは投資に使えるのか？｜聞いてわかる投資本チャンネル｜33,438 views｜2026-10-06T11:00:25Z</w:t>
         <w:br/>
         <w:t>https://www.youtube.com/watch?v=cxJsqDOkGTs</w:t>
       </w:r>
     </w:p>
     <w:p>
       <w:r>
-        <w:t>3. 【検証】AIでTikTok完全自動化｜3週間やって分かった「ガチむずい理由」｜ガチ検証 | シズマ｜25,167 views｜2026-10-05T11:00:39Z</w:t>
-        <w:br/>
-        <w:t>https://www.youtube.com/watch?v=AgSSLBxNvW8</w:t>
-      </w:r>
-    </w:p>
-    <w:p>
-      <w:r>
-        <w:t>4. 【絶対やるな】AIで作った3Dモデルを副業販売するときの落とし穴！企業に負けない個人事業の戦略を徹底解説！ #3Dプリンター #a1mini #3D生成AI｜Age of 3DP / ウノケン【3Dプリンター】｜11,917 views｜2026-10-07T10:00:07Z</w:t>
+        <w:t>3. 【絶対やるな】AIで作った3Dモデルを副業販売するときの落とし穴！企業に負けない個人事業の戦略を徹底解説！ #3Dプリンター #a1mini #3D生成AI｜Age of 3DP / ウノケン【3Dプリンター】｜14,954 views｜2026-10-07T10:00:07Z</w:t>
         <w:br/>
         <w:t>https://www.youtube.com/watch?v=7l4Qfz14bfs</w:t>
       </w:r>
     </w:p>
     <w:p>
       <w:r>
-        <w:t>5. 5 Boring Claude AI Side Hustles That Pay Better Than a 9-5｜Sean Dollwet｜10,021 views｜2026-10-07T12:00:37Z</w:t>
+        <w:t>4. 5 Boring Claude AI Side Hustles That Pay Better Than a 9-5｜Sean Dollwet｜13,174 views｜2026-10-07T12:00:37Z</w:t>
         <w:br/>
         <w:t>https://www.youtube.com/watch?v=FZRqKUWtTvw</w:t>
       </w:r>
     </w:p>
     <w:p>
       <w:r>
-        <w:t>6. 鴻海下一張王牌是機器人？AI伺服器營收狂飆　德州廠導入自動化「機器人反過來造AI」｜關我什麼事｜94要賺錢｜94要賺錢｜8,676 views｜2026-10-07T07:00:11Z</w:t>
+        <w:t>5. 鴻海下一張王牌是機器人？AI伺服器營收狂飆　德州廠導入自動化「機器人反過來造AI」｜關我什麼事｜94要賺錢｜94要賺錢｜11,867 views｜2026-10-07T07:00:11Z</w:t>
         <w:br/>
         <w:t>https://www.youtube.com/watch?v=JtNupdfBZoA</w:t>
       </w:r>
     </w:p>
     <w:p>
       <w:r>
-        <w:t>7. AIで稼ぐ人は、結局どんな仕事をしている？年商30億社長が今すすめる副業を本音で解説｜みかみ【東大退学させられた男】｜8,113 views｜2026-10-05T13:41:07Z</w:t>
+        <w:t>6. How To Build An AI Side Hustle That ACTUALLY Makes Money｜Sandeep Swadia｜11,482 views｜2026-10-08T12:00:24Z</w:t>
         <w:br/>
-        <w:t>https://www.youtube.com/watch?v=fvWnEmN3F-Q</w:t>
+        <w:t>https://www.youtube.com/watch?v=WPTAr14wmco</w:t>
       </w:r>
     </w:p>
     <w:p>
       <w:r>
-        <w:t>8. 金欠なのに新しいバッグが欲しい時👜｜🥟 | AI活用｜6,414 views｜2026-10-06T04:43:11Z</w:t>
+        <w:t>7. 金欠なのに新しいバッグが欲しい時👜｜🥟 | AI活用｜7,150 views｜2026-10-06T04:43:11Z</w:t>
         <w:br/>
         <w:t>https://www.youtube.com/watch?v=6d1Kh7eEu8M</w:t>
       </w:r>
     </w:p>
     <w:p>
       <w:r>
-        <w:t>9. 力挺AI資料中心！川普喊：超賺錢不能關 警示喊卡恐全便宜中國｜川普急了 拿中國當擋箭牌｜介文汲.謝寒冰.栗正傑深度剖析?【張雅婷辣晚報】精華版 @中天新聞CtiNews｜中天電視｜4,564 views｜2026-10-05T14:00:10Z</w:t>
+        <w:t>8. 【レベチ】やっぱりGPT6-AstraよりClaude Opus5.5が最強でした。Astraとの比較も公開【AI副業】｜ここなのAIマネタイズ部屋｜5,841 views｜2026-10-06T09:05:00Z</w:t>
         <w:br/>
-        <w:t>https://www.youtube.com/watch?v=nKz_OcyV8jk</w:t>
+        <w:t>https://www.youtube.com/watch?v=ciSsQzBUxWM</w:t>
       </w:r>
     </w:p>
     <w:p>
       <w:r>
-        <w:t>10. 不露臉、不拍片，7 天就開始賺錢｜最懶的 AI 賺錢法｜堆金積玉｜4,113 views｜2026-10-07T11:00:17Z</w:t>
+        <w:t>9. Can Google still catch up? Argon is entering the chat #AI #Google #Argon #AInews #tech｜AI News &amp; Strategy Daily | Nate B Jones｜5,793 views｜2026-10-08T03:00:37Z</w:t>
+        <w:br/>
+        <w:t>https://www.youtube.com/watch?v=EZAugIwI1Do</w:t>
+      </w:r>
+    </w:p>
+    <w:p>
+      <w:r>
+        <w:t>10. 不露臉、不拍片，7 天就開始賺錢｜最懶的 AI 賺錢法｜堆金積玉｜5,696 views｜2026-10-07T11:00:17Z</w:t>
         <w:br/>
         <w:t>https://www.youtube.com/watch?v=FI1zyFt1xpU</w:t>
       </w:r>
@@ -168,17 +168,22 @@
     </w:p>
     <w:p>
       <w:r>
+        <w:t>・Every vid of yours blows my mind! 🤩</w:t>
+      </w:r>
+    </w:p>
+    <w:p>
+      <w:r>
         <w:t>・if you're wondering about the monthly cost, the Higgsfield part is the biggest bill in Sarah's stack. Nano Banana Pro and the video clips are cheaper on Omnely, so the montage side of this hustle costs a lot less each mo</w:t>
       </w:r>
     </w:p>
     <w:p>
       <w:r>
-        <w:t>・Thank goodness for you, Sarah! Thank you for providing so many ideas!</w:t>
+        <w:t>【新刊】「AIに9割任せる株式投資」を検証！ChatGPT・Claudeは投資に使えるのか？｜實際取得留言 13 則</w:t>
       </w:r>
     </w:p>
     <w:p>
       <w:r>
-        <w:t>【新刊】AIに9割任せる株式投資は本当に使える？ChatGPT・Claudeで実際に検証してみた｜實際取得留言 11 則</w:t>
+        <w:t>・最近AIに聞かせてみたくなるYouTubeをいつも探してしまう。</w:t>
       </w:r>
     </w:p>
     <w:p>
@@ -188,42 +193,12 @@
     </w:p>
     <w:p>
       <w:r>
-        <w:t>・最近AIに聞かせてみたくなるYouTubeをいつも探してしまう。</w:t>
-      </w:r>
-    </w:p>
-    <w:p>
-      <w:r>
         <w:t>・インデックス、高配当、バリュー、成長株 もうどれも似たり寄ったりの内容で食傷気味だったので、こういった全く違う切り口の本はとても良いですね！</w:t>
       </w:r>
     </w:p>
     <w:p>
       <w:r>
-        <w:t>【検証】AIでTikTok完全自動化｜3週間やって分かった「ガチむずい理由」｜實際取得留言 20 則</w:t>
-      </w:r>
-    </w:p>
-    <w:p>
-      <w:r>
-        <w:t>・難解だと感じさせてしまった方には申し訳ありません。 今回は少し上級者向けの内容になってしまったかもしれません。 今回の手法が稼げていたり、良いものであれば、もっと嚙み砕いて詳細を入れていたと思うんですが、難易度がめちゃ高いし、マネしなくていいしで、かなり内容は省略しました。 真似したほうがいいものに関しては、ちゃんとわかりやすく解説できるので、その時をお待ちくださいm(_ _)m</w:t>
-      </w:r>
-    </w:p>
-    <w:p>
-      <w:r>
-        <w:t>・めちゃくちゃ楽しかった！頭の良い人の頭の中を見させてもらってます😊</w:t>
-      </w:r>
-    </w:p>
-    <w:p>
-      <w:r>
-        <w:t>・体当たりの実践動画が1番参考になる</w:t>
-      </w:r>
-    </w:p>
-    <w:p>
-      <w:r>
         <w:t>【絶対やるな】AIで作った3Dモデルを副業販売するときの落とし穴！企業に負けない個人事業の戦略を徹底解説！ #3Dプリンター #a1mini #3D生成AI｜實際取得留言 3 則</w:t>
-      </w:r>
-    </w:p>
-    <w:p>
-      <w:r>
-        <w:t>・なんかもうレッドオーシャンな感じがしますね。 ３Dプリンターがコンビニとか置かれるとかなって終戦も早そう。</w:t>
       </w:r>
     </w:p>
     <w:p>
@@ -238,7 +213,12 @@
     </w:p>
     <w:p>
       <w:r>
-        <w:t>5 Boring Claude AI Side Hustles That Pay Better Than a 9-5｜實際取得留言 9 則</w:t>
+        <w:t>・なんかもうレッドオーシャンな感じがしますね。 ３Dプリンターがコンビニとか置かれるとかなって終戦も早そう。</w:t>
+      </w:r>
+    </w:p>
+    <w:p>
+      <w:r>
+        <w:t>5 Boring Claude AI Side Hustles That Pay Better Than a 9-5｜實際取得留言 12 則</w:t>
       </w:r>
     </w:p>
     <w:p>
@@ -253,12 +233,12 @@
     </w:p>
     <w:p>
       <w:r>
-        <w:t>・Marking attendance 🦅</w:t>
+        <w:t>・Thanks Sean!</w:t>
       </w:r>
     </w:p>
     <w:p>
       <w:r>
-        <w:t>鴻海下一張王牌是機器人？AI伺服器營收狂飆　德州廠導入自動化「機器人反過來造AI」｜關我什麼事｜94要賺錢｜實際取得留言 3 則</w:t>
+        <w:t>鴻海下一張王牌是機器人？AI伺服器營收狂飆　德州廠導入自動化「機器人反過來造AI」｜關我什麼事｜94要賺錢｜實際取得留言 5 則</w:t>
       </w:r>
     </w:p>
     <w:p>
@@ -273,27 +253,27 @@
     </w:p>
     <w:p>
       <w:r>
-        <w:t>・鴻海股價原地打轉，股價漲後，跌回去，都快被罵聲連連，營收好，有什路用。</w:t>
+        <w:t>・因為台積電的超高價晶片先賣到鴻海 、 然後鴻海再加工做成伺服器 、 最後再賣去輝達 、 所以很金額很高是正常的啊。</w:t>
       </w:r>
     </w:p>
     <w:p>
       <w:r>
-        <w:t>AIで稼ぐ人は、結局どんな仕事をしている？年商30億社長が今すすめる副業を本音で解説｜實際取得留言 3 則</w:t>
+        <w:t>How To Build An AI Side Hustle That ACTUALLY Makes Money｜實際取得留言 20 則</w:t>
       </w:r>
     </w:p>
     <w:p>
       <w:r>
-        <w:t>・毎日投稿嬉しいです🙏</w:t>
+        <w:t>・The idea that you can outsource a lot, but not learning, thinking, and judgment, really resonates with education. AI can make learning more personalized and accessible, but the goal should still be understanding not simp</w:t>
       </w:r>
     </w:p>
     <w:p>
       <w:r>
-        <w:t>・今回も有益な動画ありがとうございました😊 addnessが様々なAIエージェントのハブになる優秀さは理解しているのですが、セッティングでつまづいてます💦</w:t>
+        <w:t>・I used these EXACT principles to become an independent AI strategist (started with healthcare, expanded to tech). Goldmine :)</w:t>
       </w:r>
     </w:p>
     <w:p>
       <w:r>
-        <w:t>・どこでいただけるんですか？</w:t>
+        <w:t>・Sandeep, awesome takeaways: 1. Your coined named concept: *Artificial Illusion* where easy to build doesn't mean easy to win (low differentiation is fatal).  2. *The D.E.A.L.* framework: Demand, Edge, Access, &amp; Loops.  T</w:t>
       </w:r>
     </w:p>
     <w:p>
@@ -314,6 +294,26 @@
     <w:p>
       <w:r>
         <w:t>・こいつくずや</w:t>
+      </w:r>
+    </w:p>
+    <w:p>
+      <w:r>
+        <w:t>【レベチ】やっぱりGPT6-AstraよりClaude Opus5.5が最強でした。Astraとの比較も公開【AI副業】｜實際取得留言 10 則</w:t>
+      </w:r>
+    </w:p>
+    <w:p>
+      <w:r>
+        <w:t>・Sonnet5.5でも頑張ってくれてる、HPの動画生成で一気にトークン上限いったけどOpus5.5ならもっと消費するのか</w:t>
+      </w:r>
+    </w:p>
+    <w:p>
+      <w:r>
+        <w:t>・いつも可愛くて、声も好き、内容は充実。けど、このペースで公開されるとついていけない(;'∀')</w:t>
+      </w:r>
+    </w:p>
+    <w:p>
+      <w:r>
+        <w:t>・新しいのが出るたびに、「やっぱりこっちが」ってなりそう</w:t>
       </w:r>
     </w:p>
     <w:p>
